--- a/CCR_1st_Year_Implementation_Guide.docx
+++ b/CCR_1st_Year_Implementation_Guide.docx
@@ -19,33 +19,211 @@
     </w:p>
     <w:p>
       <w:pPr>
-        <w:spacing w:after="320"/>
+        <w:spacing w:after="240"/>
         <w:jc w:val="center"/>
       </w:pPr>
       <w:r>
         <w:rPr>
           <w:rFonts w:ascii="Calibri" w:hAnsi="Calibri"/>
-          <w:color w:val="555555"/>
+          <w:b/>
+          <w:color w:val="2B547E"/>
           <w:sz w:val="26"/>
         </w:rPr>
-        <w:t>Course Coverage Report (CCR) System</w:t>
+        <w:t>COURSE COVERAGE REPORT (CCR) SYSTEM</w:t>
       </w:r>
       <w:r>
         <w:rPr>
           <w:rFonts w:ascii="Calibri" w:hAnsi="Calibri"/>
-          <w:color w:val="555555"/>
+          <w:b/>
+          <w:color w:val="2B547E"/>
           <w:sz w:val="26"/>
         </w:rPr>
         <w:br/>
-        <w:t>1st Year Department (Science &amp; Humanities) Guide &amp; Video Script</w:t>
+        <w:t>1st Year Department Rollout &amp; Demo Video Guide</w:t>
       </w:r>
     </w:p>
+    <w:tbl>
+      <w:tblPr>
+        <w:tblW w:w="0" w:type="auto"/>
+        <w:jc w:val="center"/>
+        <w:tblLook w:val="04A0" w:firstRow="1" w:lastRow="0" w:firstColumn="1" w:lastColumn="0" w:noHBand="0" w:noVBand="1"/>
+      </w:tblPr>
+      <w:tblGrid>
+        <w:gridCol w:w="4824"/>
+        <w:gridCol w:w="4824"/>
+      </w:tblGrid>
+      <w:tr>
+        <w:trPr>
+          <w:jc w:val="center"/>
+        </w:trPr>
+        <w:tc>
+          <w:tcPr>
+            <w:tcW w:w="4824" w:type="dxa"/>
+            <w:shd w:val="clear" w:color="auto" w:fill="F0F4F8"/>
+            <w:tcMar>
+              <w:top w:w="60" w:type="dxa"/>
+              <w:left w:w="100" w:type="dxa"/>
+              <w:bottom w:w="60" w:type="dxa"/>
+              <w:right w:w="100" w:type="dxa"/>
+            </w:tcMar>
+          </w:tcPr>
+          <w:p>
+            <w:pPr>
+              <w:spacing w:before="20" w:after="20"/>
+            </w:pPr>
+            <w:r>
+              <w:rPr>
+                <w:rFonts w:ascii="Calibri" w:hAnsi="Calibri"/>
+                <w:b/>
+                <w:color w:val="1B365D"/>
+                <w:sz w:val="19"/>
+              </w:rPr>
+              <w:t>ISSUED BY:</w:t>
+            </w:r>
+          </w:p>
+        </w:tc>
+        <w:tc>
+          <w:tcPr>
+            <w:tcW w:w="4824" w:type="dxa"/>
+            <w:shd w:val="clear" w:color="auto" w:fill="F9FBFD"/>
+            <w:tcMar>
+              <w:top w:w="60" w:type="dxa"/>
+              <w:left w:w="100" w:type="dxa"/>
+              <w:bottom w:w="60" w:type="dxa"/>
+              <w:right w:w="100" w:type="dxa"/>
+            </w:tcMar>
+          </w:tcPr>
+          <w:p>
+            <w:pPr>
+              <w:spacing w:before="20" w:after="20"/>
+            </w:pPr>
+            <w:r>
+              <w:rPr>
+                <w:rFonts w:ascii="Calibri" w:hAnsi="Calibri"/>
+                <w:color w:val="333333"/>
+                <w:sz w:val="19"/>
+              </w:rPr>
+              <w:t>CCR System Development &amp; Implementation Team</w:t>
+            </w:r>
+          </w:p>
+        </w:tc>
+      </w:tr>
+      <w:tr>
+        <w:trPr>
+          <w:jc w:val="center"/>
+        </w:trPr>
+        <w:tc>
+          <w:tcPr>
+            <w:tcW w:w="4824" w:type="dxa"/>
+            <w:shd w:val="clear" w:color="auto" w:fill="F0F4F8"/>
+            <w:tcMar>
+              <w:top w:w="60" w:type="dxa"/>
+              <w:left w:w="100" w:type="dxa"/>
+              <w:bottom w:w="60" w:type="dxa"/>
+              <w:right w:w="100" w:type="dxa"/>
+            </w:tcMar>
+          </w:tcPr>
+          <w:p>
+            <w:pPr>
+              <w:spacing w:before="20" w:after="20"/>
+            </w:pPr>
+            <w:r>
+              <w:rPr>
+                <w:rFonts w:ascii="Calibri" w:hAnsi="Calibri"/>
+                <w:b/>
+                <w:color w:val="1B365D"/>
+                <w:sz w:val="19"/>
+              </w:rPr>
+              <w:t>TARGET RECIPIENTS:</w:t>
+            </w:r>
+          </w:p>
+        </w:tc>
+        <w:tc>
+          <w:tcPr>
+            <w:tcW w:w="4824" w:type="dxa"/>
+            <w:shd w:val="clear" w:color="auto" w:fill="F9FBFD"/>
+            <w:tcMar>
+              <w:top w:w="60" w:type="dxa"/>
+              <w:left w:w="100" w:type="dxa"/>
+              <w:bottom w:w="60" w:type="dxa"/>
+              <w:right w:w="100" w:type="dxa"/>
+            </w:tcMar>
+          </w:tcPr>
+          <w:p>
+            <w:pPr>
+              <w:spacing w:before="20" w:after="20"/>
+            </w:pPr>
+            <w:r>
+              <w:rPr>
+                <w:rFonts w:ascii="Calibri" w:hAnsi="Calibri"/>
+                <w:color w:val="333333"/>
+                <w:sz w:val="19"/>
+              </w:rPr>
+              <w:t>1st Year Department (Science &amp; Humanities) — HOD, Class Counselors, &amp; Subject Faculty</w:t>
+            </w:r>
+          </w:p>
+        </w:tc>
+      </w:tr>
+      <w:tr>
+        <w:trPr>
+          <w:jc w:val="center"/>
+        </w:trPr>
+        <w:tc>
+          <w:tcPr>
+            <w:tcW w:w="4824" w:type="dxa"/>
+            <w:shd w:val="clear" w:color="auto" w:fill="F0F4F8"/>
+            <w:tcMar>
+              <w:top w:w="60" w:type="dxa"/>
+              <w:left w:w="100" w:type="dxa"/>
+              <w:bottom w:w="60" w:type="dxa"/>
+              <w:right w:w="100" w:type="dxa"/>
+            </w:tcMar>
+          </w:tcPr>
+          <w:p>
+            <w:pPr>
+              <w:spacing w:before="20" w:after="20"/>
+            </w:pPr>
+            <w:r>
+              <w:rPr>
+                <w:rFonts w:ascii="Calibri" w:hAnsi="Calibri"/>
+                <w:b/>
+                <w:color w:val="1B365D"/>
+                <w:sz w:val="19"/>
+              </w:rPr>
+              <w:t>PURPOSE:</w:t>
+            </w:r>
+          </w:p>
+        </w:tc>
+        <w:tc>
+          <w:tcPr>
+            <w:tcW w:w="4824" w:type="dxa"/>
+            <w:shd w:val="clear" w:color="auto" w:fill="F9FBFD"/>
+            <w:tcMar>
+              <w:top w:w="60" w:type="dxa"/>
+              <w:left w:w="100" w:type="dxa"/>
+              <w:bottom w:w="60" w:type="dxa"/>
+              <w:right w:w="100" w:type="dxa"/>
+            </w:tcMar>
+          </w:tcPr>
+          <w:p>
+            <w:pPr>
+              <w:spacing w:before="20" w:after="20"/>
+            </w:pPr>
+            <w:r>
+              <w:rPr>
+                <w:rFonts w:ascii="Calibri" w:hAnsi="Calibri"/>
+                <w:color w:val="333333"/>
+                <w:sz w:val="19"/>
+              </w:rPr>
+              <w:t>Introduction, User Guide, and Demo Video Script for 1st Year CCR Rollout</w:t>
+            </w:r>
+          </w:p>
+        </w:tc>
+      </w:tr>
+    </w:tbl>
     <w:p>
       <w:pPr>
-        <w:pBdr>
-          <w:bottom w:val="single" w:sz="12" w:space="1" w:color="1B365D"/>
-        </w:pBdr>
-        <w:spacing w:after="240"/>
+        <w:spacing w:before="200" w:after="80"/>
       </w:pPr>
     </w:p>
     <w:p>
@@ -58,9 +236,9 @@
           <w:rFonts w:ascii="Calibri" w:hAnsi="Calibri"/>
           <w:b/>
           <w:color w:val="1B365D"/>
-          <w:sz w:val="32"/>
+          <w:sz w:val="30"/>
         </w:rPr>
-        <w:t>1. What is the CCR System?</w:t>
+        <w:t>1. Welcome Message from the CCR Team</w:t>
       </w:r>
     </w:p>
     <w:p>
@@ -72,7 +250,7 @@
           <w:rFonts w:ascii="Calibri" w:hAnsi="Calibri"/>
           <w:color w:val="333333"/>
         </w:rPr>
-        <w:t>The Course Coverage Report (CCR) System is a simple, easy-to-use mobile and web application created for Jaya Engineering College.</w:t>
+        <w:t>Dear 1st Year Department Faculty &amp; Coordinators,</w:t>
       </w:r>
     </w:p>
     <w:p>
@@ -84,7 +262,19 @@
           <w:rFonts w:ascii="Calibri" w:hAnsi="Calibri"/>
           <w:color w:val="333333"/>
         </w:rPr>
-        <w:t>Instead of writing in physical paper register books or manually creating complex Excel spreadsheets every week, subject teachers and class counselors can now record syllabus progress in under 2 minutes directly from their smartphones or laptops.</w:t>
+        <w:t>We from the CCR Project Team are pleased to introduce the Course Coverage Report (CCR) System to the 1st Year Department (Science &amp; Humanities).</w:t>
+      </w:r>
+    </w:p>
+    <w:p>
+      <w:pPr>
+        <w:spacing w:before="40" w:after="80"/>
+      </w:pPr>
+      <w:r>
+        <w:rPr>
+          <w:rFonts w:ascii="Calibri" w:hAnsi="Calibri"/>
+          <w:color w:val="333333"/>
+        </w:rPr>
+        <w:t>Our primary objective with this platform is to eliminate physical paper registers and complex weekly Excel consolidation. We have designed a simple, clean app that allows teachers and counselors to record weekly syllabus progress in under 2 minutes right from their mobile phones or computers.</w:t>
       </w:r>
     </w:p>
     <w:p>
@@ -97,9 +287,9 @@
           <w:rFonts w:ascii="Calibri" w:hAnsi="Calibri"/>
           <w:b/>
           <w:color w:val="1B365D"/>
-          <w:sz w:val="32"/>
+          <w:sz w:val="30"/>
         </w:rPr>
-        <w:t>2. Why is this Special for the 1st Year Department?</w:t>
+        <w:t>2. Why We Are Implementing This for 1st Year First</w:t>
       </w:r>
     </w:p>
     <w:p>
@@ -111,7 +301,7 @@
           <w:rFonts w:ascii="Calibri" w:hAnsi="Calibri"/>
           <w:color w:val="333333"/>
         </w:rPr>
-        <w:t>First-year engineering (Science &amp; Humanities) operates differently from higher departments due to three main reasons:</w:t>
+        <w:t>We recognize that the 1st Year Department has unique requirements:</w:t>
       </w:r>
     </w:p>
     <w:p>
@@ -132,7 +322,7 @@
           <w:rFonts w:ascii="Calibri" w:hAnsi="Calibri"/>
           <w:color w:val="333333"/>
         </w:rPr>
-        <w:t>The 1st year cohort is divided into many parallel sections (e.g., 1st Year CSE-A, CSE-B, ECE-A, ECE-B, EEE, MECH, CIVIL, AI&amp;DS).</w:t>
+        <w:t>Your department manages many parallel sections (e.g., 1st Year CSE-A, CSE-B, ECE-A, ECE-B, EEE, MECH, CIVIL, AI&amp;DS).</w:t>
       </w:r>
     </w:p>
     <w:p>
@@ -167,14 +357,14 @@
           <w:b/>
           <w:color w:val="222222"/>
         </w:rPr>
-        <w:t xml:space="preserve">Common Core Subjects: </w:t>
+        <w:t xml:space="preserve">Common Core Curriculum: </w:t>
       </w:r>
       <w:r>
         <w:rPr>
           <w:rFonts w:ascii="Calibri" w:hAnsi="Calibri"/>
           <w:color w:val="333333"/>
         </w:rPr>
-        <w:t>All 1st-year students follow uniform Anna University foundational courses (Matrices &amp; Calculus, Engineering Physics, Engineering Chemistry, Python Programming, Professional English, Engineering Graphics).</w:t>
+        <w:t>All 1st-year classes follow identical Anna University subjects (Matrices &amp; Calculus, Physics, Chemistry, Python Programming, English, Engineering Graphics).</w:t>
       </w:r>
     </w:p>
     <w:tbl>
@@ -215,7 +405,7 @@
                 <w:color w:val="1B365D"/>
                 <w:sz w:val="21"/>
               </w:rPr>
-              <w:t xml:space="preserve">💡 Core Goal: </w:t>
+              <w:t xml:space="preserve">💡 CCR Team Objective: </w:t>
             </w:r>
             <w:r>
               <w:rPr>
@@ -223,7 +413,7 @@
                 <w:color w:val="333333"/>
                 <w:sz w:val="21"/>
               </w:rPr>
-              <w:t>The CCR System ensures all 1st-year sections move at a uniform pace, preventing any section from falling behind, while completely eliminating weekly paper reports.</w:t>
+              <w:t>Our goal is to help your department ensure all 1st-year sections progress at a uniform pace, ensuring no class falls behind while completely removing weekly paperwork.</w:t>
             </w:r>
           </w:p>
         </w:tc>
@@ -239,21 +429,9 @@
           <w:rFonts w:ascii="Calibri" w:hAnsi="Calibri"/>
           <w:b/>
           <w:color w:val="1B365D"/>
-          <w:sz w:val="32"/>
+          <w:sz w:val="30"/>
         </w:rPr>
-        <w:t>3. How It Works (In 3 Simple Steps)</w:t>
-      </w:r>
-    </w:p>
-    <w:p>
-      <w:pPr>
-        <w:spacing w:before="40" w:after="80"/>
-      </w:pPr>
-      <w:r>
-        <w:rPr>
-          <w:rFonts w:ascii="Calibri" w:hAnsi="Calibri"/>
-          <w:color w:val="333333"/>
-        </w:rPr>
-        <w:t>The workflow is designed to be seamless and stress-free for everyone involved:</w:t>
+        <w:t>3. How You Will Use the CCR App (In 3 Simple Steps)</w:t>
       </w:r>
     </w:p>
     <w:p>
@@ -266,9 +444,9 @@
           <w:rFonts w:ascii="Calibri" w:hAnsi="Calibri"/>
           <w:b/>
           <w:color w:val="2B547E"/>
-          <w:sz w:val="26"/>
+          <w:sz w:val="25"/>
         </w:rPr>
-        <w:t>Step 1: The Subject Teacher (Takes 2 minutes a week)</w:t>
+        <w:t>Step 1: Subject Teachers (Takes 2 minutes a week)</w:t>
       </w:r>
     </w:p>
     <w:p>
@@ -345,6 +523,7 @@
           <w:b/>
           <w:color w:val="222222"/>
         </w:rPr>
+        <w:lastRenderedPageBreak/>
         <w:t xml:space="preserve">Tick Completed Topics: </w:t>
       </w:r>
       <w:r>
@@ -373,7 +552,7 @@
           <w:rFonts w:ascii="Calibri" w:hAnsi="Calibri"/>
           <w:color w:val="333333"/>
         </w:rPr>
-        <w:t>Tap 'Submit Log'. That's it!</w:t>
+        <w:t>Tap 'Submit Log'. That's all!</w:t>
       </w:r>
     </w:p>
     <w:tbl>
@@ -414,8 +593,7 @@
                 <w:color w:val="1B365D"/>
                 <w:sz w:val="21"/>
               </w:rPr>
-              <w:lastRenderedPageBreak/>
-              <w:t xml:space="preserve">💡 Offline Feature: </w:t>
+              <w:t xml:space="preserve">💡 Built-in Feature: </w:t>
             </w:r>
             <w:r>
               <w:rPr>
@@ -423,7 +601,7 @@
                 <w:color w:val="333333"/>
                 <w:sz w:val="21"/>
               </w:rPr>
-              <w:t>Offline Protection: If Wi-Fi or mobile network is unavailable inside classrooms or basement laboratories, your entry is saved on your phone and automatically synced when connection is restored.</w:t>
+              <w:t>Works Offline: If classroom Wi-Fi or mobile signal is weak, your entry is saved on your phone and automatically sent to our servers as soon as internet reconnects.</w:t>
             </w:r>
           </w:p>
         </w:tc>
@@ -439,9 +617,9 @@
           <w:rFonts w:ascii="Calibri" w:hAnsi="Calibri"/>
           <w:b/>
           <w:color w:val="2B547E"/>
-          <w:sz w:val="26"/>
+          <w:sz w:val="25"/>
         </w:rPr>
-        <w:t>Step 2: Class Counselor / CC (Takes 3 minutes a week)</w:t>
+        <w:t>Step 2: Class Counselors / CC (Takes 3 minutes a week)</w:t>
       </w:r>
     </w:p>
     <w:p>
@@ -462,7 +640,7 @@
           <w:rFonts w:ascii="Calibri" w:hAnsi="Calibri"/>
           <w:color w:val="333333"/>
         </w:rPr>
-        <w:t>Open your assigned 1st-year section view (e.g., 1st Year CSE-A).</w:t>
+        <w:t>Open your assigned section view (e.g., 1st Year CSE-A).</w:t>
       </w:r>
     </w:p>
     <w:p>
@@ -483,7 +661,7 @@
           <w:rFonts w:ascii="Calibri" w:hAnsi="Calibri"/>
           <w:color w:val="333333"/>
         </w:rPr>
-        <w:t>See all subjects (Maths, Physics, Chemistry, Python, Labs) in one clean table on a single screen.</w:t>
+        <w:t>See all subjects (Maths, Physics, Chemistry, Python, Labs) on one clear screen.</w:t>
       </w:r>
     </w:p>
     <w:p>
@@ -504,7 +682,7 @@
           <w:rFonts w:ascii="Calibri" w:hAnsi="Calibri"/>
           <w:color w:val="333333"/>
         </w:rPr>
-        <w:t>Check overall section progress, type a short remark (e.g., 'All subjects on schedule'), and click 'Submit to HOD'.</w:t>
+        <w:t>Review overall section progress, type a short remark (e.g., 'All subjects on schedule'), and click 'Submit to HOD'.</w:t>
       </w:r>
     </w:p>
     <w:p>
@@ -517,7 +695,7 @@
           <w:rFonts w:ascii="Calibri" w:hAnsi="Calibri"/>
           <w:b/>
           <w:color w:val="2B547E"/>
-          <w:sz w:val="26"/>
+          <w:sz w:val="25"/>
         </w:rPr>
         <w:t>Step 3: Head of Department (HOD) &amp; Principal</w:t>
       </w:r>
@@ -533,7 +711,7 @@
           <w:b/>
           <w:color w:val="222222"/>
         </w:rPr>
-        <w:t xml:space="preserve">HOD Review &amp; Approval: </w:t>
+        <w:t xml:space="preserve">HOD One-Tap Approval: </w:t>
       </w:r>
       <w:r>
         <w:rPr>
@@ -554,14 +732,14 @@
           <w:b/>
           <w:color w:val="222222"/>
         </w:rPr>
-        <w:t xml:space="preserve">Instant PDF Generation: </w:t>
+        <w:t xml:space="preserve">Instant PDF Report: </w:t>
       </w:r>
       <w:r>
         <w:rPr>
           <w:rFonts w:ascii="Calibri" w:hAnsi="Calibri"/>
           <w:color w:val="333333"/>
         </w:rPr>
-        <w:t>The system automatically creates an official formatted PDF Course Coverage Report for compliance and records.</w:t>
+        <w:t>The system automatically creates an official formatted PDF report for compliance and archival.</w:t>
       </w:r>
     </w:p>
     <w:p>
@@ -582,7 +760,7 @@
           <w:rFonts w:ascii="Calibri" w:hAnsi="Calibri"/>
           <w:color w:val="333333"/>
         </w:rPr>
-        <w:t>The Principal can view a high-level real-time summary of all 1st-year sections across the entire college.</w:t>
+        <w:t>The Principal can view real-time syllabus coverage across all 1st-year sections.</w:t>
       </w:r>
     </w:p>
     <w:p>
@@ -595,9 +773,9 @@
           <w:rFonts w:ascii="Calibri" w:hAnsi="Calibri"/>
           <w:b/>
           <w:color w:val="1B365D"/>
-          <w:sz w:val="32"/>
+          <w:sz w:val="30"/>
         </w:rPr>
-        <w:t>4. Complete Demo Video Script (For Recording your Video)</w:t>
+        <w:t>4. Demo Video Script (Recorded &amp; Sent by the CCR Team)</w:t>
       </w:r>
     </w:p>
     <w:p>
@@ -609,7 +787,7 @@
           <w:rFonts w:ascii="Calibri" w:hAnsi="Calibri"/>
           <w:color w:val="333333"/>
         </w:rPr>
-        <w:t>Use this simple timestamped script when recording the orientation video to share with 1st-year faculty and counselors:</w:t>
+        <w:t>We (the CCR Team) have prepared the following demo video script to accompany this document for your department orientation:</w:t>
       </w:r>
     </w:p>
     <w:tbl>
@@ -639,7 +817,7 @@
                 <w:rFonts w:ascii="Calibri" w:hAnsi="Calibri"/>
                 <w:b/>
                 <w:color w:val="FFFFFF"/>
-                <w:sz w:val="21"/>
+                <w:sz w:val="20"/>
               </w:rPr>
               <w:t>Scene / Time</w:t>
             </w:r>
@@ -656,7 +834,7 @@
                 <w:rFonts w:ascii="Calibri" w:hAnsi="Calibri"/>
                 <w:b/>
                 <w:color w:val="FFFFFF"/>
-                <w:sz w:val="21"/>
+                <w:sz w:val="20"/>
               </w:rPr>
               <w:t>What to Show on Screen</w:t>
             </w:r>
@@ -673,9 +851,9 @@
                 <w:rFonts w:ascii="Calibri" w:hAnsi="Calibri"/>
                 <w:b/>
                 <w:color w:val="FFFFFF"/>
-                <w:sz w:val="21"/>
+                <w:sz w:val="20"/>
               </w:rPr>
-              <w:t>Voiceover Script (What to Say)</w:t>
+              <w:t>Voiceover Script (What the CCR Team Says)</w:t>
             </w:r>
           </w:p>
         </w:tc>
@@ -766,7 +944,7 @@
                 <w:color w:val="333333"/>
                 <w:sz w:val="19"/>
               </w:rPr>
-              <w:t>"Hello everyone! Welcome to the walkthrough of our new CCR App for the 1st Year Department. Today, we are moving away from paper logs and Excel sheets. You can log into the app using your official college email address."</w:t>
+              <w:t>"Hello everyone! On behalf of the CCR Team, welcome to the orientation video for our new CCR App for the 1st Year Department. We are excited to replace paper logs and Excel sheets with a simple 2-minute digital workflow. Let's log in using your college email address."</w:t>
             </w:r>
           </w:p>
         </w:tc>
@@ -857,7 +1035,7 @@
                 <w:color w:val="333333"/>
                 <w:sz w:val="19"/>
               </w:rPr>
-              <w:t>"If you are a subject teacher, here is all you do every week: Select your class and subject. Enter planned and handled periods. Simply tick off completed topics from the checklist. If you missed a topic, type a quick reason. Tap Submit Log—and you're done! It even works offline if classroom Wi-Fi is weak."</w:t>
+              <w:t>"If you are a subject teacher, here is your weekly routine: Select your assigned class and subject. Enter planned and handled periods. Tick off completed topics from the pre-loaded checklist. If a topic is delayed, type a quick reason. Tap Submit Log—and you're done! It even works offline if classroom Wi-Fi is weak."</w:t>
             </w:r>
           </w:p>
         </w:tc>
@@ -948,7 +1126,7 @@
                 <w:color w:val="333333"/>
                 <w:sz w:val="19"/>
               </w:rPr>
-              <w:t>"Need an extra period to cover a complex topic or conduct revision before exams? Tap Request Extra Hour, pick the date, and submit it directly to the HOD for quick approval."</w:t>
+              <w:t>"Need an extra period to cover a difficult topic or conduct revision before exams? Tap Request Extra Hour, pick the date, and submit it directly to the HOD for quick approval."</w:t>
             </w:r>
           </w:p>
         </w:tc>
@@ -1014,7 +1192,16 @@
                 <w:color w:val="333333"/>
                 <w:sz w:val="19"/>
               </w:rPr>
-              <w:t>Counselor (CC) screen showing all subjects for 1st Year CSE-A in one table, typing remarks.</w:t>
+              <w:t xml:space="preserve">Counselor (CC) screen showing all subjects for 1st Year CSE-A in one </w:t>
+            </w:r>
+            <w:r>
+              <w:rPr>
+                <w:rFonts w:ascii="Calibri" w:hAnsi="Calibri"/>
+                <w:color w:val="333333"/>
+                <w:sz w:val="19"/>
+              </w:rPr>
+              <w:lastRenderedPageBreak/>
+              <w:t>table, typing remarks.</w:t>
             </w:r>
           </w:p>
         </w:tc>
@@ -1039,7 +1226,17 @@
                 <w:color w:val="333333"/>
                 <w:sz w:val="19"/>
               </w:rPr>
-              <w:t>"For Class Counselors, you can view all subjects taught to your section on one single page. You can easily see if any subject is lagging. Add your weekly remark and send it to the HOD with one click."</w:t>
+              <w:lastRenderedPageBreak/>
+              <w:t xml:space="preserve">"For Class Counselors, you can view all subjects taught to your section on one single page. You can easily check if any subject is lagging. Add your weekly remark and send it to the </w:t>
+            </w:r>
+            <w:r>
+              <w:rPr>
+                <w:rFonts w:ascii="Calibri" w:hAnsi="Calibri"/>
+                <w:color w:val="333333"/>
+                <w:sz w:val="19"/>
+              </w:rPr>
+              <w:lastRenderedPageBreak/>
+              <w:t>HOD with one click."</w:t>
             </w:r>
           </w:p>
         </w:tc>
@@ -1147,9 +1344,9 @@
           <w:rFonts w:ascii="Calibri" w:hAnsi="Calibri"/>
           <w:b/>
           <w:color w:val="1B365D"/>
-          <w:sz w:val="32"/>
+          <w:sz w:val="30"/>
         </w:rPr>
-        <w:t>5. Quick Frequently Asked Questions (FAQs)</w:t>
+        <w:t>5. Frequently Asked Questions (FAQs)</w:t>
       </w:r>
     </w:p>
     <w:p>
@@ -1163,14 +1360,14 @@
           <w:b/>
           <w:color w:val="222222"/>
         </w:rPr>
-        <w:t xml:space="preserve">Q: Do I need a computer to use this? </w:t>
+        <w:t xml:space="preserve">Q: Do teachers need a computer to use this? </w:t>
       </w:r>
       <w:r>
         <w:rPr>
           <w:rFonts w:ascii="Calibri" w:hAnsi="Calibri"/>
           <w:color w:val="333333"/>
         </w:rPr>
-        <w:t>No! You can use your mobile phone (Android app) or any web browser on your phone/computer.</w:t>
+        <w:t>No! Faculty can use their mobile phones (Android app) or any web browser.</w:t>
       </w:r>
     </w:p>
     <w:p>
@@ -1184,14 +1381,14 @@
           <w:b/>
           <w:color w:val="222222"/>
         </w:rPr>
-        <w:t xml:space="preserve">Q: What if I teach 3 different 1st-year sections? </w:t>
+        <w:t xml:space="preserve">Q: What if a professor teaches 3 different 1st-year sections? </w:t>
       </w:r>
       <w:r>
         <w:rPr>
           <w:rFonts w:ascii="Calibri" w:hAnsi="Calibri"/>
           <w:color w:val="333333"/>
         </w:rPr>
-        <w:t>You will see a separate card for each section in your app. Just tap the section you want to update.</w:t>
+        <w:t>You will see a separate card for each section in your app dashboard. Just tap the section you want to update.</w:t>
       </w:r>
     </w:p>
     <w:p>
@@ -1205,21 +1402,15 @@
           <w:b/>
           <w:color w:val="222222"/>
         </w:rPr>
-        <w:t xml:space="preserve">Q: What if the internet cuts out while I am logging? </w:t>
+        <w:t xml:space="preserve">Q: What if the internet cuts out while logging? </w:t>
       </w:r>
       <w:r>
         <w:rPr>
           <w:rFonts w:ascii="Calibri" w:hAnsi="Calibri"/>
           <w:color w:val="333333"/>
         </w:rPr>
-        <w:t>Don't worry! Your progress is saved on your phone and automatically uploaded once internet connection is restored.</w:t>
+        <w:t>Don't worry! Data is saved locally on the device and automatically synced once internet returns.</w:t>
       </w:r>
-    </w:p>
-    <w:p>
-      <w:pPr>
-        <w:keepNext/>
-        <w:spacing w:before="280" w:after="120"/>
-      </w:pPr>
     </w:p>
     <w:p>
       <w:pPr>
@@ -1409,31 +1600,31 @@
       </w:rPr>
     </w:lvl>
   </w:abstractNum>
-  <w:num w:numId="1" w16cid:durableId="363870645">
+  <w:num w:numId="1" w16cid:durableId="262543387">
     <w:abstractNumId w:val="8"/>
   </w:num>
-  <w:num w:numId="2" w16cid:durableId="875391380">
+  <w:num w:numId="2" w16cid:durableId="35278906">
     <w:abstractNumId w:val="6"/>
   </w:num>
-  <w:num w:numId="3" w16cid:durableId="1017195499">
+  <w:num w:numId="3" w16cid:durableId="1763061309">
     <w:abstractNumId w:val="5"/>
   </w:num>
-  <w:num w:numId="4" w16cid:durableId="204025129">
+  <w:num w:numId="4" w16cid:durableId="27876031">
     <w:abstractNumId w:val="4"/>
   </w:num>
-  <w:num w:numId="5" w16cid:durableId="1963533302">
+  <w:num w:numId="5" w16cid:durableId="1092972357">
     <w:abstractNumId w:val="7"/>
   </w:num>
-  <w:num w:numId="6" w16cid:durableId="1217090063">
+  <w:num w:numId="6" w16cid:durableId="1790902726">
     <w:abstractNumId w:val="3"/>
   </w:num>
-  <w:num w:numId="7" w16cid:durableId="1786851942">
+  <w:num w:numId="7" w16cid:durableId="1584219389">
     <w:abstractNumId w:val="2"/>
   </w:num>
-  <w:num w:numId="8" w16cid:durableId="2046320807">
+  <w:num w:numId="8" w16cid:durableId="1500460899">
     <w:abstractNumId w:val="1"/>
   </w:num>
-  <w:num w:numId="9" w16cid:durableId="1679694906">
+  <w:num w:numId="9" w16cid:durableId="1100106790">
     <w:abstractNumId w:val="0"/>
   </w:num>
 </w:numbering>
